--- a/MANUAL.docx
+++ b/MANUAL.docx
@@ -17,7 +17,13 @@
         <w:rPr>
           <w:vertAlign w:val="subscript"/>
         </w:rPr>
-        <w:t>v.0.1.0</w:t>
+        <w:t>v.0.1.1</w:t>
+      </w:r>
+      <w:r>
+        <w:rPr>
+          <w:vertAlign w:val="subscript"/>
+        </w:rPr>
+        <w:t>+</w:t>
       </w:r>
       <w:r>
         <w:rPr/>
@@ -233,10 +239,14 @@
                               <w:overflowPunct w:val="true"/>
                               <w:bidi w:val="0"/>
                               <w:ind w:hanging="0" w:left="0" w:right="0"/>
-                              <w:rPr/>
+                              <w:rPr>
+                                <w:color w:val="000000"/>
+                              </w:rPr>
                             </w:pPr>
                             <w:r>
-                              <w:rPr/>
+                              <w:rPr>
+                                <w:color w:val="000000"/>
+                              </w:rPr>
                             </w:r>
                           </w:p>
                           <w:p>
@@ -245,11 +255,14 @@
                               <w:overflowPunct w:val="true"/>
                               <w:bidi w:val="0"/>
                               <w:ind w:hanging="0" w:left="283" w:right="0"/>
-                              <w:rPr/>
+                              <w:rPr>
+                                <w:color w:val="000000"/>
+                              </w:rPr>
                             </w:pPr>
                             <w:r>
                               <w:rPr>
                                 <w:rFonts w:ascii="Liberation Sans" w:hAnsi="Liberation Sans"/>
+                                <w:color w:val="000000"/>
                                 <w:sz w:val="24"/>
                               </w:rPr>
                               <w:t>“</w:t>
@@ -257,6 +270,7 @@
                             <w:r>
                               <w:rPr>
                                 <w:rFonts w:ascii="Liberation Sans" w:hAnsi="Liberation Sans"/>
+                                <w:color w:val="000000"/>
                                 <w:sz w:val="24"/>
                               </w:rPr>
                               <w:t>The company’s head office is located at {{Q: ComHO, Location of the company’s head office}}”</w:t>
@@ -268,11 +282,14 @@
                               <w:overflowPunct w:val="true"/>
                               <w:bidi w:val="0"/>
                               <w:ind w:hanging="0" w:left="283" w:right="0"/>
-                              <w:rPr/>
+                              <w:rPr>
+                                <w:color w:val="000000"/>
+                              </w:rPr>
                             </w:pPr>
                             <w:r>
                               <w:rPr>
                                 <w:rFonts w:ascii="Liberation Sans" w:hAnsi="Liberation Sans"/>
+                                <w:color w:val="000000"/>
                                 <w:sz w:val="24"/>
                               </w:rPr>
                               <w:t>This above query will appear in the PDC as such:</w:t>
@@ -284,10 +301,14 @@
                               <w:overflowPunct w:val="true"/>
                               <w:bidi w:val="0"/>
                               <w:ind w:hanging="0" w:left="283" w:right="0"/>
-                              <w:rPr/>
+                              <w:rPr>
+                                <w:color w:val="000000"/>
+                              </w:rPr>
                             </w:pPr>
                             <w:r>
-                              <w:rPr/>
+                              <w:rPr>
+                                <w:color w:val="000000"/>
+                              </w:rPr>
                             </w:r>
                           </w:p>
                           <w:p>
@@ -296,10 +317,14 @@
                               <w:overflowPunct w:val="true"/>
                               <w:bidi w:val="0"/>
                               <w:ind w:hanging="0" w:left="283" w:right="0"/>
-                              <w:rPr/>
+                              <w:rPr>
+                                <w:color w:val="000000"/>
+                              </w:rPr>
                             </w:pPr>
                             <w:r>
-                              <w:rPr/>
+                              <w:rPr>
+                                <w:color w:val="000000"/>
+                              </w:rPr>
                             </w:r>
                           </w:p>
                           <w:p>
@@ -308,10 +333,14 @@
                               <w:overflowPunct w:val="true"/>
                               <w:bidi w:val="0"/>
                               <w:ind w:hanging="0" w:left="283" w:right="0"/>
-                              <w:rPr/>
+                              <w:rPr>
+                                <w:color w:val="000000"/>
+                              </w:rPr>
                             </w:pPr>
                             <w:r>
-                              <w:rPr/>
+                              <w:rPr>
+                                <w:color w:val="000000"/>
+                              </w:rPr>
                             </w:r>
                           </w:p>
                           <w:p>
@@ -320,10 +349,14 @@
                               <w:overflowPunct w:val="true"/>
                               <w:bidi w:val="0"/>
                               <w:ind w:hanging="0" w:left="283" w:right="0"/>
-                              <w:rPr/>
+                              <w:rPr>
+                                <w:color w:val="000000"/>
+                              </w:rPr>
                             </w:pPr>
                             <w:r>
-                              <w:rPr/>
+                              <w:rPr>
+                                <w:color w:val="000000"/>
+                              </w:rPr>
                             </w:r>
                           </w:p>
                           <w:p>
@@ -332,10 +365,14 @@
                               <w:overflowPunct w:val="true"/>
                               <w:bidi w:val="0"/>
                               <w:ind w:hanging="0" w:left="283" w:right="0"/>
-                              <w:rPr/>
+                              <w:rPr>
+                                <w:color w:val="000000"/>
+                              </w:rPr>
                             </w:pPr>
                             <w:r>
-                              <w:rPr/>
+                              <w:rPr>
+                                <w:color w:val="000000"/>
+                              </w:rPr>
                             </w:r>
                           </w:p>
                           <w:p>
@@ -344,11 +381,14 @@
                               <w:overflowPunct w:val="true"/>
                               <w:bidi w:val="0"/>
                               <w:ind w:hanging="0" w:left="283" w:right="0"/>
-                              <w:rPr/>
+                              <w:rPr>
+                                <w:color w:val="000000"/>
+                              </w:rPr>
                             </w:pPr>
                             <w:r>
                               <w:rPr>
                                 <w:rFonts w:ascii="Liberation Sans" w:hAnsi="Liberation Sans"/>
+                                <w:color w:val="000000"/>
                                 <w:sz w:val="24"/>
                               </w:rPr>
                               <w:t>The text box can then be filled with the details requested, and it will replace the query in the final document.</w:t>
@@ -378,10 +418,14 @@
                         <w:overflowPunct w:val="true"/>
                         <w:bidi w:val="0"/>
                         <w:ind w:hanging="0" w:left="0" w:right="0"/>
-                        <w:rPr/>
+                        <w:rPr>
+                          <w:color w:val="000000"/>
+                        </w:rPr>
                       </w:pPr>
                       <w:r>
-                        <w:rPr/>
+                        <w:rPr>
+                          <w:color w:val="000000"/>
+                        </w:rPr>
                       </w:r>
                     </w:p>
                     <w:p>
@@ -390,11 +434,14 @@
                         <w:overflowPunct w:val="true"/>
                         <w:bidi w:val="0"/>
                         <w:ind w:hanging="0" w:left="283" w:right="0"/>
-                        <w:rPr/>
+                        <w:rPr>
+                          <w:color w:val="000000"/>
+                        </w:rPr>
                       </w:pPr>
                       <w:r>
                         <w:rPr>
                           <w:rFonts w:ascii="Liberation Sans" w:hAnsi="Liberation Sans"/>
+                          <w:color w:val="000000"/>
                           <w:sz w:val="24"/>
                         </w:rPr>
                         <w:t>“</w:t>
@@ -402,6 +449,7 @@
                       <w:r>
                         <w:rPr>
                           <w:rFonts w:ascii="Liberation Sans" w:hAnsi="Liberation Sans"/>
+                          <w:color w:val="000000"/>
                           <w:sz w:val="24"/>
                         </w:rPr>
                         <w:t>The company’s head office is located at {{Q: ComHO, Location of the company’s head office}}”</w:t>
@@ -413,11 +461,14 @@
                         <w:overflowPunct w:val="true"/>
                         <w:bidi w:val="0"/>
                         <w:ind w:hanging="0" w:left="283" w:right="0"/>
-                        <w:rPr/>
+                        <w:rPr>
+                          <w:color w:val="000000"/>
+                        </w:rPr>
                       </w:pPr>
                       <w:r>
                         <w:rPr>
                           <w:rFonts w:ascii="Liberation Sans" w:hAnsi="Liberation Sans"/>
+                          <w:color w:val="000000"/>
                           <w:sz w:val="24"/>
                         </w:rPr>
                         <w:t>This above query will appear in the PDC as such:</w:t>
@@ -429,10 +480,14 @@
                         <w:overflowPunct w:val="true"/>
                         <w:bidi w:val="0"/>
                         <w:ind w:hanging="0" w:left="283" w:right="0"/>
-                        <w:rPr/>
+                        <w:rPr>
+                          <w:color w:val="000000"/>
+                        </w:rPr>
                       </w:pPr>
                       <w:r>
-                        <w:rPr/>
+                        <w:rPr>
+                          <w:color w:val="000000"/>
+                        </w:rPr>
                       </w:r>
                     </w:p>
                     <w:p>
@@ -441,10 +496,14 @@
                         <w:overflowPunct w:val="true"/>
                         <w:bidi w:val="0"/>
                         <w:ind w:hanging="0" w:left="283" w:right="0"/>
-                        <w:rPr/>
+                        <w:rPr>
+                          <w:color w:val="000000"/>
+                        </w:rPr>
                       </w:pPr>
                       <w:r>
-                        <w:rPr/>
+                        <w:rPr>
+                          <w:color w:val="000000"/>
+                        </w:rPr>
                       </w:r>
                     </w:p>
                     <w:p>
@@ -453,10 +512,14 @@
                         <w:overflowPunct w:val="true"/>
                         <w:bidi w:val="0"/>
                         <w:ind w:hanging="0" w:left="283" w:right="0"/>
-                        <w:rPr/>
+                        <w:rPr>
+                          <w:color w:val="000000"/>
+                        </w:rPr>
                       </w:pPr>
                       <w:r>
-                        <w:rPr/>
+                        <w:rPr>
+                          <w:color w:val="000000"/>
+                        </w:rPr>
                       </w:r>
                     </w:p>
                     <w:p>
@@ -465,10 +528,14 @@
                         <w:overflowPunct w:val="true"/>
                         <w:bidi w:val="0"/>
                         <w:ind w:hanging="0" w:left="283" w:right="0"/>
-                        <w:rPr/>
+                        <w:rPr>
+                          <w:color w:val="000000"/>
+                        </w:rPr>
                       </w:pPr>
                       <w:r>
-                        <w:rPr/>
+                        <w:rPr>
+                          <w:color w:val="000000"/>
+                        </w:rPr>
                       </w:r>
                     </w:p>
                     <w:p>
@@ -477,10 +544,14 @@
                         <w:overflowPunct w:val="true"/>
                         <w:bidi w:val="0"/>
                         <w:ind w:hanging="0" w:left="283" w:right="0"/>
-                        <w:rPr/>
+                        <w:rPr>
+                          <w:color w:val="000000"/>
+                        </w:rPr>
                       </w:pPr>
                       <w:r>
-                        <w:rPr/>
+                        <w:rPr>
+                          <w:color w:val="000000"/>
+                        </w:rPr>
                       </w:r>
                     </w:p>
                     <w:p>
@@ -489,11 +560,14 @@
                         <w:overflowPunct w:val="true"/>
                         <w:bidi w:val="0"/>
                         <w:ind w:hanging="0" w:left="283" w:right="0"/>
-                        <w:rPr/>
+                        <w:rPr>
+                          <w:color w:val="000000"/>
+                        </w:rPr>
                       </w:pPr>
                       <w:r>
                         <w:rPr>
                           <w:rFonts w:ascii="Liberation Sans" w:hAnsi="Liberation Sans"/>
+                          <w:color w:val="000000"/>
                           <w:sz w:val="24"/>
                         </w:rPr>
                         <w:t>The text box can then be filled with the details requested, and it will replace the query in the final document.</w:t>
@@ -756,10 +830,146 @@
                               <w:overflowPunct w:val="true"/>
                               <w:bidi w:val="0"/>
                               <w:ind w:hanging="0" w:left="283" w:right="0"/>
-                              <w:rPr/>
+                              <w:rPr>
+                                <w:color w:val="000000"/>
+                              </w:rPr>
                             </w:pPr>
                             <w:r>
-                              <w:rPr/>
+                              <w:rPr>
+                                <w:color w:val="000000"/>
+                              </w:rPr>
+                            </w:r>
+                          </w:p>
+                          <w:p>
+                            <w:pPr>
+                              <w:pStyle w:val="FrameContents"/>
+                              <w:overflowPunct w:val="true"/>
+                              <w:bidi w:val="0"/>
+                              <w:ind w:hanging="0" w:left="283" w:right="0"/>
+                              <w:rPr>
+                                <w:color w:val="000000"/>
+                              </w:rPr>
+                            </w:pPr>
+                            <w:r>
+                              <w:rPr>
+                                <w:rFonts w:ascii="Liberation Sans" w:hAnsi="Liberation Sans"/>
+                                <w:color w:val="000000"/>
+                                <w:sz w:val="24"/>
+                              </w:rPr>
+                              <w:t>“</w:t>
+                            </w:r>
+                            <w:r>
+                              <w:rPr>
+                                <w:rFonts w:ascii="Liberation Sans" w:hAnsi="Liberation Sans"/>
+                                <w:color w:val="000000"/>
+                                <w:sz w:val="24"/>
+                              </w:rPr>
+                              <w:t>The company’s head office is located at {{Q: ComHO, Location of the company’s head office}}”</w:t>
+                            </w:r>
+                          </w:p>
+                          <w:p>
+                            <w:pPr>
+                              <w:pStyle w:val="FrameContents"/>
+                              <w:overflowPunct w:val="true"/>
+                              <w:bidi w:val="0"/>
+                              <w:ind w:hanging="0" w:left="283" w:right="0"/>
+                              <w:rPr>
+                                <w:color w:val="000000"/>
+                              </w:rPr>
+                            </w:pPr>
+                            <w:r>
+                              <w:rPr>
+                                <w:rFonts w:ascii="Liberation Sans" w:hAnsi="Liberation Sans"/>
+                                <w:color w:val="000000"/>
+                                <w:sz w:val="24"/>
+                              </w:rPr>
+                              <w:t>“</w:t>
+                            </w:r>
+                            <w:r>
+                              <w:rPr>
+                                <w:rFonts w:ascii="Liberation Sans" w:hAnsi="Liberation Sans"/>
+                                <w:color w:val="000000"/>
+                                <w:sz w:val="24"/>
+                              </w:rPr>
+                              <w:t>.......”</w:t>
+                            </w:r>
+                          </w:p>
+                          <w:p>
+                            <w:pPr>
+                              <w:pStyle w:val="FrameContents"/>
+                              <w:overflowPunct w:val="true"/>
+                              <w:bidi w:val="0"/>
+                              <w:ind w:hanging="0" w:left="283" w:right="0"/>
+                              <w:rPr>
+                                <w:color w:val="000000"/>
+                              </w:rPr>
+                            </w:pPr>
+                            <w:r>
+                              <w:rPr>
+                                <w:rFonts w:ascii="Liberation Sans" w:hAnsi="Liberation Sans"/>
+                                <w:color w:val="000000"/>
+                                <w:sz w:val="24"/>
+                              </w:rPr>
+                              <w:t>“</w:t>
+                            </w:r>
+                            <w:r>
+                              <w:rPr>
+                                <w:rFonts w:ascii="Liberation Sans" w:hAnsi="Liberation Sans"/>
+                                <w:color w:val="000000"/>
+                                <w:sz w:val="24"/>
+                              </w:rPr>
+                              <w:t>As previously mentioned, the company’s head office in {{Q: ComHO}}”</w:t>
+                            </w:r>
+                          </w:p>
+                          <w:p>
+                            <w:pPr>
+                              <w:pStyle w:val="FrameContents"/>
+                              <w:overflowPunct w:val="true"/>
+                              <w:bidi w:val="0"/>
+                              <w:ind w:hanging="0" w:left="283" w:right="0"/>
+                              <w:rPr>
+                                <w:color w:val="000000"/>
+                              </w:rPr>
+                            </w:pPr>
+                            <w:r>
+                              <w:rPr>
+                                <w:color w:val="000000"/>
+                              </w:rPr>
+                            </w:r>
+                          </w:p>
+                          <w:p>
+                            <w:pPr>
+                              <w:pStyle w:val="FrameContents"/>
+                              <w:overflowPunct w:val="true"/>
+                              <w:bidi w:val="0"/>
+                              <w:ind w:hanging="0" w:left="283" w:right="0"/>
+                              <w:rPr>
+                                <w:color w:val="000000"/>
+                              </w:rPr>
+                            </w:pPr>
+                            <w:r>
+                              <w:rPr>
+                                <w:rFonts w:ascii="Liberation Sans" w:hAnsi="Liberation Sans"/>
+                                <w:color w:val="000000"/>
+                                <w:sz w:val="24"/>
+                              </w:rPr>
+                              <w:t>The PDC in this case will only show one text box, the same one shown previously. This way, you only need to give the details once, and it will fill the detail in both (or more) places.</w:t>
+                            </w:r>
+                          </w:p>
+                          <w:p>
+                            <w:pPr>
+                              <w:pStyle w:val="FrameContents"/>
+                              <w:overflowPunct w:val="true"/>
+                              <w:bidi w:val="0"/>
+                              <w:ind w:hanging="0" w:left="283" w:right="0"/>
+                              <w:rPr>
+                                <w:color w:val="000000"/>
+                              </w:rPr>
+                            </w:pPr>
+                            <w:r>
+                              <w:rPr>
+                                <w:color w:val="000000"/>
+                              </w:rPr>
                             </w:r>
                           </w:p>
                           <w:p>
@@ -773,115 +983,7 @@
                             <w:r>
                               <w:rPr>
                                 <w:rFonts w:ascii="Liberation Sans" w:hAnsi="Liberation Sans"/>
-                                <w:sz w:val="24"/>
-                              </w:rPr>
-                              <w:t>“</w:t>
-                            </w:r>
-                            <w:r>
-                              <w:rPr>
-                                <w:rFonts w:ascii="Liberation Sans" w:hAnsi="Liberation Sans"/>
-                                <w:sz w:val="24"/>
-                              </w:rPr>
-                              <w:t>The company’s head office is located at {{Q: ComHO, Location of the company’s head office}}”</w:t>
-                            </w:r>
-                          </w:p>
-                          <w:p>
-                            <w:pPr>
-                              <w:pStyle w:val="FrameContents"/>
-                              <w:overflowPunct w:val="true"/>
-                              <w:bidi w:val="0"/>
-                              <w:ind w:hanging="0" w:left="283" w:right="0"/>
-                              <w:rPr/>
-                            </w:pPr>
-                            <w:r>
-                              <w:rPr>
-                                <w:rFonts w:ascii="Liberation Sans" w:hAnsi="Liberation Sans"/>
-                                <w:sz w:val="24"/>
-                              </w:rPr>
-                              <w:t>“</w:t>
-                            </w:r>
-                            <w:r>
-                              <w:rPr>
-                                <w:rFonts w:ascii="Liberation Sans" w:hAnsi="Liberation Sans"/>
-                                <w:sz w:val="24"/>
-                              </w:rPr>
-                              <w:t>.......”</w:t>
-                            </w:r>
-                          </w:p>
-                          <w:p>
-                            <w:pPr>
-                              <w:pStyle w:val="FrameContents"/>
-                              <w:overflowPunct w:val="true"/>
-                              <w:bidi w:val="0"/>
-                              <w:ind w:hanging="0" w:left="283" w:right="0"/>
-                              <w:rPr/>
-                            </w:pPr>
-                            <w:r>
-                              <w:rPr>
-                                <w:rFonts w:ascii="Liberation Sans" w:hAnsi="Liberation Sans"/>
-                                <w:sz w:val="24"/>
-                              </w:rPr>
-                              <w:t>“</w:t>
-                            </w:r>
-                            <w:r>
-                              <w:rPr>
-                                <w:rFonts w:ascii="Liberation Sans" w:hAnsi="Liberation Sans"/>
-                                <w:sz w:val="24"/>
-                              </w:rPr>
-                              <w:t>As previously mentioned, the company’s head office in {{Q: ComHO}}”</w:t>
-                            </w:r>
-                          </w:p>
-                          <w:p>
-                            <w:pPr>
-                              <w:pStyle w:val="FrameContents"/>
-                              <w:overflowPunct w:val="true"/>
-                              <w:bidi w:val="0"/>
-                              <w:ind w:hanging="0" w:left="283" w:right="0"/>
-                              <w:rPr/>
-                            </w:pPr>
-                            <w:r>
-                              <w:rPr/>
-                            </w:r>
-                          </w:p>
-                          <w:p>
-                            <w:pPr>
-                              <w:pStyle w:val="FrameContents"/>
-                              <w:overflowPunct w:val="true"/>
-                              <w:bidi w:val="0"/>
-                              <w:ind w:hanging="0" w:left="283" w:right="0"/>
-                              <w:rPr/>
-                            </w:pPr>
-                            <w:r>
-                              <w:rPr>
-                                <w:rFonts w:ascii="Liberation Sans" w:hAnsi="Liberation Sans"/>
-                                <w:sz w:val="24"/>
-                              </w:rPr>
-                              <w:t>The PDC in this case will only show one text box, the same one shown previously. This way, you only need to give the details once, and it will fill the detail in both (or more) places.</w:t>
-                            </w:r>
-                          </w:p>
-                          <w:p>
-                            <w:pPr>
-                              <w:pStyle w:val="FrameContents"/>
-                              <w:overflowPunct w:val="true"/>
-                              <w:bidi w:val="0"/>
-                              <w:ind w:hanging="0" w:left="283" w:right="0"/>
-                              <w:rPr/>
-                            </w:pPr>
-                            <w:r>
-                              <w:rPr/>
-                            </w:r>
-                          </w:p>
-                          <w:p>
-                            <w:pPr>
-                              <w:pStyle w:val="FrameContents"/>
-                              <w:overflowPunct w:val="true"/>
-                              <w:bidi w:val="0"/>
-                              <w:ind w:hanging="0" w:left="283" w:right="0"/>
-                              <w:rPr/>
-                            </w:pPr>
-                            <w:r>
-                              <w:rPr>
-                                <w:rFonts w:ascii="Liberation Sans" w:hAnsi="Liberation Sans"/>
+                                <w:color w:val="000000"/>
                                 <w:sz w:val="24"/>
                               </w:rPr>
                               <w:t>However, the query name must be the exact same. For example, {{Q:ComHO}} is not the same as {{Q:</w:t>
@@ -897,16 +999,10 @@
                             <w:r>
                               <w:rPr>
                                 <w:rFonts w:ascii="Liberation Sans" w:hAnsi="Liberation Sans"/>
+                                <w:color w:val="000000"/>
                                 <w:sz w:val="24"/>
                               </w:rPr>
-                              <w:t xml:space="preserve">ComHO}} as there is a space missing. </w:t>
-                            </w:r>
-                            <w:r>
-                              <w:rPr>
-                                <w:rFonts w:ascii="Liberation Sans" w:hAnsi="Liberation Sans"/>
-                                <w:sz w:val="24"/>
-                              </w:rPr>
-                              <w:t>To fix this, either make all similar query names not have a space, or add the space. It must be consistent.</w:t>
+                              <w:t>ComHO}} as there is a space missing. To fix this, either make all similar query names not have a space, or add the space. It must be consistent.</w:t>
                             </w:r>
                           </w:p>
                         </w:txbxContent>
@@ -933,10 +1029,146 @@
                         <w:overflowPunct w:val="true"/>
                         <w:bidi w:val="0"/>
                         <w:ind w:hanging="0" w:left="283" w:right="0"/>
-                        <w:rPr/>
+                        <w:rPr>
+                          <w:color w:val="000000"/>
+                        </w:rPr>
                       </w:pPr>
                       <w:r>
-                        <w:rPr/>
+                        <w:rPr>
+                          <w:color w:val="000000"/>
+                        </w:rPr>
+                      </w:r>
+                    </w:p>
+                    <w:p>
+                      <w:pPr>
+                        <w:pStyle w:val="FrameContents"/>
+                        <w:overflowPunct w:val="true"/>
+                        <w:bidi w:val="0"/>
+                        <w:ind w:hanging="0" w:left="283" w:right="0"/>
+                        <w:rPr>
+                          <w:color w:val="000000"/>
+                        </w:rPr>
+                      </w:pPr>
+                      <w:r>
+                        <w:rPr>
+                          <w:rFonts w:ascii="Liberation Sans" w:hAnsi="Liberation Sans"/>
+                          <w:color w:val="000000"/>
+                          <w:sz w:val="24"/>
+                        </w:rPr>
+                        <w:t>“</w:t>
+                      </w:r>
+                      <w:r>
+                        <w:rPr>
+                          <w:rFonts w:ascii="Liberation Sans" w:hAnsi="Liberation Sans"/>
+                          <w:color w:val="000000"/>
+                          <w:sz w:val="24"/>
+                        </w:rPr>
+                        <w:t>The company’s head office is located at {{Q: ComHO, Location of the company’s head office}}”</w:t>
+                      </w:r>
+                    </w:p>
+                    <w:p>
+                      <w:pPr>
+                        <w:pStyle w:val="FrameContents"/>
+                        <w:overflowPunct w:val="true"/>
+                        <w:bidi w:val="0"/>
+                        <w:ind w:hanging="0" w:left="283" w:right="0"/>
+                        <w:rPr>
+                          <w:color w:val="000000"/>
+                        </w:rPr>
+                      </w:pPr>
+                      <w:r>
+                        <w:rPr>
+                          <w:rFonts w:ascii="Liberation Sans" w:hAnsi="Liberation Sans"/>
+                          <w:color w:val="000000"/>
+                          <w:sz w:val="24"/>
+                        </w:rPr>
+                        <w:t>“</w:t>
+                      </w:r>
+                      <w:r>
+                        <w:rPr>
+                          <w:rFonts w:ascii="Liberation Sans" w:hAnsi="Liberation Sans"/>
+                          <w:color w:val="000000"/>
+                          <w:sz w:val="24"/>
+                        </w:rPr>
+                        <w:t>.......”</w:t>
+                      </w:r>
+                    </w:p>
+                    <w:p>
+                      <w:pPr>
+                        <w:pStyle w:val="FrameContents"/>
+                        <w:overflowPunct w:val="true"/>
+                        <w:bidi w:val="0"/>
+                        <w:ind w:hanging="0" w:left="283" w:right="0"/>
+                        <w:rPr>
+                          <w:color w:val="000000"/>
+                        </w:rPr>
+                      </w:pPr>
+                      <w:r>
+                        <w:rPr>
+                          <w:rFonts w:ascii="Liberation Sans" w:hAnsi="Liberation Sans"/>
+                          <w:color w:val="000000"/>
+                          <w:sz w:val="24"/>
+                        </w:rPr>
+                        <w:t>“</w:t>
+                      </w:r>
+                      <w:r>
+                        <w:rPr>
+                          <w:rFonts w:ascii="Liberation Sans" w:hAnsi="Liberation Sans"/>
+                          <w:color w:val="000000"/>
+                          <w:sz w:val="24"/>
+                        </w:rPr>
+                        <w:t>As previously mentioned, the company’s head office in {{Q: ComHO}}”</w:t>
+                      </w:r>
+                    </w:p>
+                    <w:p>
+                      <w:pPr>
+                        <w:pStyle w:val="FrameContents"/>
+                        <w:overflowPunct w:val="true"/>
+                        <w:bidi w:val="0"/>
+                        <w:ind w:hanging="0" w:left="283" w:right="0"/>
+                        <w:rPr>
+                          <w:color w:val="000000"/>
+                        </w:rPr>
+                      </w:pPr>
+                      <w:r>
+                        <w:rPr>
+                          <w:color w:val="000000"/>
+                        </w:rPr>
+                      </w:r>
+                    </w:p>
+                    <w:p>
+                      <w:pPr>
+                        <w:pStyle w:val="FrameContents"/>
+                        <w:overflowPunct w:val="true"/>
+                        <w:bidi w:val="0"/>
+                        <w:ind w:hanging="0" w:left="283" w:right="0"/>
+                        <w:rPr>
+                          <w:color w:val="000000"/>
+                        </w:rPr>
+                      </w:pPr>
+                      <w:r>
+                        <w:rPr>
+                          <w:rFonts w:ascii="Liberation Sans" w:hAnsi="Liberation Sans"/>
+                          <w:color w:val="000000"/>
+                          <w:sz w:val="24"/>
+                        </w:rPr>
+                        <w:t>The PDC in this case will only show one text box, the same one shown previously. This way, you only need to give the details once, and it will fill the detail in both (or more) places.</w:t>
+                      </w:r>
+                    </w:p>
+                    <w:p>
+                      <w:pPr>
+                        <w:pStyle w:val="FrameContents"/>
+                        <w:overflowPunct w:val="true"/>
+                        <w:bidi w:val="0"/>
+                        <w:ind w:hanging="0" w:left="283" w:right="0"/>
+                        <w:rPr>
+                          <w:color w:val="000000"/>
+                        </w:rPr>
+                      </w:pPr>
+                      <w:r>
+                        <w:rPr>
+                          <w:color w:val="000000"/>
+                        </w:rPr>
                       </w:r>
                     </w:p>
                     <w:p>
@@ -950,115 +1182,7 @@
                       <w:r>
                         <w:rPr>
                           <w:rFonts w:ascii="Liberation Sans" w:hAnsi="Liberation Sans"/>
-                          <w:sz w:val="24"/>
-                        </w:rPr>
-                        <w:t>“</w:t>
-                      </w:r>
-                      <w:r>
-                        <w:rPr>
-                          <w:rFonts w:ascii="Liberation Sans" w:hAnsi="Liberation Sans"/>
-                          <w:sz w:val="24"/>
-                        </w:rPr>
-                        <w:t>The company’s head office is located at {{Q: ComHO, Location of the company’s head office}}”</w:t>
-                      </w:r>
-                    </w:p>
-                    <w:p>
-                      <w:pPr>
-                        <w:pStyle w:val="FrameContents"/>
-                        <w:overflowPunct w:val="true"/>
-                        <w:bidi w:val="0"/>
-                        <w:ind w:hanging="0" w:left="283" w:right="0"/>
-                        <w:rPr/>
-                      </w:pPr>
-                      <w:r>
-                        <w:rPr>
-                          <w:rFonts w:ascii="Liberation Sans" w:hAnsi="Liberation Sans"/>
-                          <w:sz w:val="24"/>
-                        </w:rPr>
-                        <w:t>“</w:t>
-                      </w:r>
-                      <w:r>
-                        <w:rPr>
-                          <w:rFonts w:ascii="Liberation Sans" w:hAnsi="Liberation Sans"/>
-                          <w:sz w:val="24"/>
-                        </w:rPr>
-                        <w:t>.......”</w:t>
-                      </w:r>
-                    </w:p>
-                    <w:p>
-                      <w:pPr>
-                        <w:pStyle w:val="FrameContents"/>
-                        <w:overflowPunct w:val="true"/>
-                        <w:bidi w:val="0"/>
-                        <w:ind w:hanging="0" w:left="283" w:right="0"/>
-                        <w:rPr/>
-                      </w:pPr>
-                      <w:r>
-                        <w:rPr>
-                          <w:rFonts w:ascii="Liberation Sans" w:hAnsi="Liberation Sans"/>
-                          <w:sz w:val="24"/>
-                        </w:rPr>
-                        <w:t>“</w:t>
-                      </w:r>
-                      <w:r>
-                        <w:rPr>
-                          <w:rFonts w:ascii="Liberation Sans" w:hAnsi="Liberation Sans"/>
-                          <w:sz w:val="24"/>
-                        </w:rPr>
-                        <w:t>As previously mentioned, the company’s head office in {{Q: ComHO}}”</w:t>
-                      </w:r>
-                    </w:p>
-                    <w:p>
-                      <w:pPr>
-                        <w:pStyle w:val="FrameContents"/>
-                        <w:overflowPunct w:val="true"/>
-                        <w:bidi w:val="0"/>
-                        <w:ind w:hanging="0" w:left="283" w:right="0"/>
-                        <w:rPr/>
-                      </w:pPr>
-                      <w:r>
-                        <w:rPr/>
-                      </w:r>
-                    </w:p>
-                    <w:p>
-                      <w:pPr>
-                        <w:pStyle w:val="FrameContents"/>
-                        <w:overflowPunct w:val="true"/>
-                        <w:bidi w:val="0"/>
-                        <w:ind w:hanging="0" w:left="283" w:right="0"/>
-                        <w:rPr/>
-                      </w:pPr>
-                      <w:r>
-                        <w:rPr>
-                          <w:rFonts w:ascii="Liberation Sans" w:hAnsi="Liberation Sans"/>
-                          <w:sz w:val="24"/>
-                        </w:rPr>
-                        <w:t>The PDC in this case will only show one text box, the same one shown previously. This way, you only need to give the details once, and it will fill the detail in both (or more) places.</w:t>
-                      </w:r>
-                    </w:p>
-                    <w:p>
-                      <w:pPr>
-                        <w:pStyle w:val="FrameContents"/>
-                        <w:overflowPunct w:val="true"/>
-                        <w:bidi w:val="0"/>
-                        <w:ind w:hanging="0" w:left="283" w:right="0"/>
-                        <w:rPr/>
-                      </w:pPr>
-                      <w:r>
-                        <w:rPr/>
-                      </w:r>
-                    </w:p>
-                    <w:p>
-                      <w:pPr>
-                        <w:pStyle w:val="FrameContents"/>
-                        <w:overflowPunct w:val="true"/>
-                        <w:bidi w:val="0"/>
-                        <w:ind w:hanging="0" w:left="283" w:right="0"/>
-                        <w:rPr/>
-                      </w:pPr>
-                      <w:r>
-                        <w:rPr>
-                          <w:rFonts w:ascii="Liberation Sans" w:hAnsi="Liberation Sans"/>
+                          <w:color w:val="000000"/>
                           <w:sz w:val="24"/>
                         </w:rPr>
                         <w:t>However, the query name must be the exact same. For example, {{Q:ComHO}} is not the same as {{Q:</w:t>
@@ -1074,16 +1198,10 @@
                       <w:r>
                         <w:rPr>
                           <w:rFonts w:ascii="Liberation Sans" w:hAnsi="Liberation Sans"/>
+                          <w:color w:val="000000"/>
                           <w:sz w:val="24"/>
                         </w:rPr>
-                        <w:t xml:space="preserve">ComHO}} as there is a space missing. </w:t>
-                      </w:r>
-                      <w:r>
-                        <w:rPr>
-                          <w:rFonts w:ascii="Liberation Sans" w:hAnsi="Liberation Sans"/>
-                          <w:sz w:val="24"/>
-                        </w:rPr>
-                        <w:t>To fix this, either make all similar query names not have a space, or add the space. It must be consistent.</w:t>
+                        <w:t>ComHO}} as there is a space missing. To fix this, either make all similar query names not have a space, or add the space. It must be consistent.</w:t>
                       </w:r>
                     </w:p>
                   </w:txbxContent>
@@ -1242,19 +1360,7 @@
         <w:rPr>
           <w:rFonts w:ascii="Adwaita Mono" w:hAnsi="Adwaita Mono"/>
         </w:rPr>
-        <w:t>{{</w:t>
-      </w:r>
-      <w:r>
-        <w:rPr>
-          <w:rFonts w:ascii="Adwaita Mono" w:hAnsi="Adwaita Mono"/>
-        </w:rPr>
-        <w:t>D</w:t>
-      </w:r>
-      <w:r>
-        <w:rPr>
-          <w:rFonts w:ascii="Adwaita Mono" w:hAnsi="Adwaita Mono"/>
-        </w:rPr>
-        <w:t>:</w:t>
+        <w:t>{{D:</w:t>
       </w:r>
       <w:r>
         <w:rPr>
@@ -1268,14 +1374,7 @@
           <w:rFonts w:ascii="Adwaita Mono" w:hAnsi="Adwaita Mono"/>
           <w:shd w:fill="E8F2A1" w:val="clear"/>
         </w:rPr>
-        <w:t>,</w:t>
-      </w:r>
-      <w:r>
-        <w:rPr>
-          <w:rFonts w:ascii="Adwaita Mono" w:hAnsi="Adwaita Mono"/>
-          <w:shd w:fill="E8F2A1" w:val="clear"/>
-        </w:rPr>
-        <w:t>Query option 1</w:t>
+        <w:t>,Query option 1</w:t>
       </w:r>
       <w:r>
         <w:rPr>
@@ -1951,6 +2050,13 @@
     <w:pPr/>
     <w:rPr/>
   </w:style>
+  <w:style w:type="paragraph" w:styleId="FrameContentsuser">
+    <w:name w:val="Frame Contents (user)"/>
+    <w:basedOn w:val="Normal"/>
+    <w:qFormat/>
+    <w:pPr/>
+    <w:rPr/>
+  </w:style>
 </w:styles>
 </file>
 
